--- a/assets/Manuscripts/L1715_Sim06_Dyspnea.docx
+++ b/assets/Manuscripts/L1715_Sim06_Dyspnea.docx
@@ -25742,7 +25742,7 @@
         <w:rPr>
           <w:color w:val="000000"/>
         </w:rPr>
-        <w:t>b</w:t>
+        <w:t>a</w:t>
       </w:r>
       <w:r>
         <w:rPr>
